--- a/source-multichoice/build/es-technology-objects-3.docx
+++ b/source-multichoice/build/es-technology-objects-3.docx
@@ -35,7 +35,7 @@
       <w:r>
         <w:t>b)</w:t>
         <w:tab/>
-        <w:t>Consigue que los aparatos sean más baratos, eficaces, cómodos y inseguros.</w:t>
+        <w:t>Consigue que los aparatos sean más baratos, eficaces, cómodos y seguros.</w:t>
       </w:r>
     </w:p>
     <w:p>
@@ -45,7 +45,7 @@
       <w:r>
         <w:t>c)</w:t>
         <w:tab/>
-        <w:t>Consigue que los aparatos sean más baratos, eficaces, cómodos y seguros.</w:t>
+        <w:t>Consigue que los aparatos sean más baratos, eficaces, cómodos y inseguros.</w:t>
       </w:r>
     </w:p>
     <w:p>
@@ -73,6 +73,26 @@
       <w:r>
         <w:t>a)</w:t>
         <w:tab/>
+        <w:t>Cuya autoridad es reconocida en el sector.</w:t>
+      </w:r>
+    </w:p>
+    <w:p>
+      <w:pPr>
+        <w:pStyle w:val="Choice"/>
+      </w:pPr>
+      <w:r>
+        <w:t>b)</w:t>
+        <w:tab/>
+        <w:t>Cuya autoridad es ampliamente reconocida.</w:t>
+      </w:r>
+    </w:p>
+    <w:p>
+      <w:pPr>
+        <w:pStyle w:val="Choice"/>
+      </w:pPr>
+      <w:r>
+        <w:t>c)</w:t>
+        <w:tab/>
         <w:t>Pública, avalada por el estado.</w:t>
       </w:r>
     </w:p>
@@ -81,33 +101,13 @@
         <w:pStyle w:val="Choice"/>
       </w:pPr>
       <w:r>
-        <w:t>b)</w:t>
-        <w:tab/>
-        <w:t>Cuya autoridad es reconocida en el sector.</w:t>
-      </w:r>
-    </w:p>
-    <w:p>
-      <w:pPr>
-        <w:pStyle w:val="Choice"/>
-      </w:pPr>
-      <w:r>
-        <w:t>c)</w:t>
+        <w:t>d)</w:t>
         <w:tab/>
         <w:t>Cuya autoridad no tiene por qué ser reconocida.</w:t>
       </w:r>
     </w:p>
     <w:p>
       <w:pPr>
-        <w:pStyle w:val="Choice"/>
-      </w:pPr>
-      <w:r>
-        <w:t>d)</w:t>
-        <w:tab/>
-        <w:t>Cuya autoridad es ampliamente reconocida.</w:t>
-      </w:r>
-    </w:p>
-    <w:p>
-      <w:pPr>
         <w:pStyle w:val="ListNumber"/>
       </w:pPr>
       <w:r>
@@ -121,7 +121,7 @@
       <w:r>
         <w:t>a)</w:t>
         <w:tab/>
-        <w:t>Tengan unos determinados fabricantes reconocidos.</w:t>
+        <w:t>Tengan unos determinados materiales.</w:t>
       </w:r>
     </w:p>
     <w:p>
@@ -130,6 +130,16 @@
       </w:pPr>
       <w:r>
         <w:t>b)</w:t>
+        <w:tab/>
+        <w:t>Tengan unos países de procedencia ampliamente reconocidos por su calidad.</w:t>
+      </w:r>
+    </w:p>
+    <w:p>
+      <w:pPr>
+        <w:pStyle w:val="Choice"/>
+      </w:pPr>
+      <w:r>
+        <w:t>c)</w:t>
         <w:tab/>
         <w:t>Tengan unas determinadas dimensiones o características.</w:t>
       </w:r>
@@ -139,19 +149,9 @@
         <w:pStyle w:val="Choice"/>
       </w:pPr>
       <w:r>
-        <w:t>c)</w:t>
-        <w:tab/>
-        <w:t>Tengan unos países de procedencia ampliamente reconocidos por su calidad.</w:t>
-      </w:r>
-    </w:p>
-    <w:p>
-      <w:pPr>
-        <w:pStyle w:val="Choice"/>
-      </w:pPr>
-      <w:r>
         <w:t>d)</w:t>
         <w:tab/>
-        <w:t>Tengan unos determinados materiales.</w:t>
+        <w:t>Tengan unos determinados fabricantes reconocidos.</w:t>
       </w:r>
     </w:p>
     <w:p>
@@ -169,7 +169,7 @@
       <w:r>
         <w:t>a)</w:t>
         <w:tab/>
-        <w:t>Los fabricantes de objetos.</w:t>
+        <w:t>Una institución con autoridad reconocida.</w:t>
       </w:r>
     </w:p>
     <w:p>
@@ -179,7 +179,7 @@
       <w:r>
         <w:t>b)</w:t>
         <w:tab/>
-        <w:t>Una institución con autoridad reconocida.</w:t>
+        <w:t>El gobierno de cada país.</w:t>
       </w:r>
     </w:p>
     <w:p>
@@ -199,7 +199,7 @@
       <w:r>
         <w:t>d)</w:t>
         <w:tab/>
-        <w:t>El gobierno de cada país.</w:t>
+        <w:t>Los fabricantes de objetos.</w:t>
       </w:r>
     </w:p>
     <w:p>
@@ -265,16 +265,6 @@
       <w:r>
         <w:t>a)</w:t>
         <w:tab/>
-        <w:t>Organismo Internacional para la Estandarización.</w:t>
-      </w:r>
-    </w:p>
-    <w:p>
-      <w:pPr>
-        <w:pStyle w:val="Choice"/>
-      </w:pPr>
-      <w:r>
-        <w:t>b)</w:t>
-        <w:tab/>
         <w:t>Organización Internacional para la Estabilización.</w:t>
       </w:r>
     </w:p>
@@ -283,7 +273,7 @@
         <w:pStyle w:val="Choice"/>
       </w:pPr>
       <w:r>
-        <w:t>c)</w:t>
+        <w:t>b)</w:t>
         <w:tab/>
         <w:t>Organización Internacional para la Estandarización.</w:t>
       </w:r>
@@ -293,13 +283,23 @@
         <w:pStyle w:val="Choice"/>
       </w:pPr>
       <w:r>
-        <w:t>d)</w:t>
+        <w:t>c)</w:t>
         <w:tab/>
         <w:t>Organización Multinacional para la Estandarización.</w:t>
       </w:r>
     </w:p>
     <w:p>
       <w:pPr>
+        <w:pStyle w:val="Choice"/>
+      </w:pPr>
+      <w:r>
+        <w:t>d)</w:t>
+        <w:tab/>
+        <w:t>Organismo Internacional para la Estandarización.</w:t>
+      </w:r>
+    </w:p>
+    <w:p>
+      <w:pPr>
         <w:pStyle w:val="ListNumber"/>
       </w:pPr>
       <w:r>
@@ -313,7 +313,7 @@
       <w:r>
         <w:t>a)</w:t>
         <w:tab/>
-        <w:t>IEC (International Electronical Commission).</w:t>
+        <w:t>IEC (International Electronical Communications).</w:t>
       </w:r>
     </w:p>
     <w:p>
@@ -323,7 +323,7 @@
       <w:r>
         <w:t>b)</w:t>
         <w:tab/>
-        <w:t>IEC (International Electronical Communications).</w:t>
+        <w:t>IEC (International Electrotechnical Commission).</w:t>
       </w:r>
     </w:p>
     <w:p>
@@ -343,7 +343,7 @@
       <w:r>
         <w:t>d)</w:t>
         <w:tab/>
-        <w:t>IEC (International Electrotechnical Commission).</w:t>
+        <w:t>IEC (International Electronical Commission).</w:t>
       </w:r>
     </w:p>
     <w:p>
@@ -361,6 +361,16 @@
       <w:r>
         <w:t>a)</w:t>
         <w:tab/>
+        <w:t>IATA (International Aircraft Transport Association).</w:t>
+      </w:r>
+    </w:p>
+    <w:p>
+      <w:pPr>
+        <w:pStyle w:val="Choice"/>
+      </w:pPr>
+      <w:r>
+        <w:t>b)</w:t>
+        <w:tab/>
         <w:t>IATA (International Air Transport Alliance).</w:t>
       </w:r>
     </w:p>
@@ -369,33 +379,23 @@
         <w:pStyle w:val="Choice"/>
       </w:pPr>
       <w:r>
-        <w:t>b)</w:t>
+        <w:t>c)</w:t>
+        <w:tab/>
+        <w:t>IATA (International Air Transport Association).</w:t>
+      </w:r>
+    </w:p>
+    <w:p>
+      <w:pPr>
+        <w:pStyle w:val="Choice"/>
+      </w:pPr>
+      <w:r>
+        <w:t>d)</w:t>
         <w:tab/>
         <w:t>IATA (International Aircraft Transport Alliance).</w:t>
       </w:r>
     </w:p>
     <w:p>
       <w:pPr>
-        <w:pStyle w:val="Choice"/>
-      </w:pPr>
-      <w:r>
-        <w:t>c)</w:t>
-        <w:tab/>
-        <w:t>IATA (International Aircraft Transport Association).</w:t>
-      </w:r>
-    </w:p>
-    <w:p>
-      <w:pPr>
-        <w:pStyle w:val="Choice"/>
-      </w:pPr>
-      <w:r>
-        <w:t>d)</w:t>
-        <w:tab/>
-        <w:t>IATA (International Air Transport Association).</w:t>
-      </w:r>
-    </w:p>
-    <w:p>
-      <w:pPr>
         <w:pStyle w:val="ListNumber"/>
       </w:pPr>
       <w:r>
@@ -409,7 +409,7 @@
       <w:r>
         <w:t>a)</w:t>
         <w:tab/>
-        <w:t>Reduce la compatibilidad entre productos.</w:t>
+        <w:t>Hace que los productos sean únicos.</w:t>
       </w:r>
     </w:p>
     <w:p>
@@ -419,7 +419,7 @@
       <w:r>
         <w:t>b)</w:t>
         <w:tab/>
-        <w:t>Hace que los productos sean únicos.</w:t>
+        <w:t>Reduce la compatibilidad entre productos.</w:t>
       </w:r>
     </w:p>
     <w:p>
@@ -457,6 +457,16 @@
       <w:r>
         <w:t>a)</w:t>
         <w:tab/>
+        <w:t>Disminuye la eficacia de los productos.</w:t>
+      </w:r>
+    </w:p>
+    <w:p>
+      <w:pPr>
+        <w:pStyle w:val="Choice"/>
+      </w:pPr>
+      <w:r>
+        <w:t>b)</w:t>
+        <w:tab/>
         <w:t>Facilita las reparaciones y cambios.</w:t>
       </w:r>
     </w:p>
@@ -465,9 +475,143 @@
         <w:pStyle w:val="Choice"/>
       </w:pPr>
       <w:r>
+        <w:t>c)</w:t>
+        <w:tab/>
+        <w:t>Aumenta la complejidad de los productos.</w:t>
+      </w:r>
+    </w:p>
+    <w:p>
+      <w:pPr>
+        <w:pStyle w:val="Choice"/>
+      </w:pPr>
+      <w:r>
+        <w:t>d)</w:t>
+        <w:tab/>
+        <w:t>Hace que los productos sean compatibles entre sí.</w:t>
+      </w:r>
+    </w:p>
+    <w:p>
+      <w:pPr>
+        <w:pStyle w:val="ListNumber"/>
+      </w:pPr>
+      <w:r>
+        <w:t>¿Por qué los fabricantes se benefician de productos que se ajustan a la norma?</w:t>
+      </w:r>
+    </w:p>
+    <w:p>
+      <w:pPr>
+        <w:pStyle w:val="Choice"/>
+      </w:pPr>
+      <w:r>
+        <w:t>a)</w:t>
+        <w:tab/>
+        <w:t>Requieren tamaños de folio diferentes.</w:t>
+      </w:r>
+    </w:p>
+    <w:p>
+      <w:pPr>
+        <w:pStyle w:val="Choice"/>
+      </w:pPr>
+      <w:r>
         <w:t>b)</w:t>
         <w:tab/>
-        <w:t>Aumenta la complejidad de los productos.</w:t>
+        <w:t>Causan problemas a los distribuidores.</w:t>
+      </w:r>
+    </w:p>
+    <w:p>
+      <w:pPr>
+        <w:pStyle w:val="Choice"/>
+      </w:pPr>
+      <w:r>
+        <w:t>c)</w:t>
+        <w:tab/>
+        <w:t>Aumentan los costes de producción.</w:t>
+      </w:r>
+    </w:p>
+    <w:p>
+      <w:pPr>
+        <w:pStyle w:val="Choice"/>
+      </w:pPr>
+      <w:r>
+        <w:t>d)</w:t>
+        <w:tab/>
+        <w:t>Son más fáciles de almacenar y apilar.</w:t>
+      </w:r>
+    </w:p>
+    <w:p>
+      <w:pPr>
+        <w:pStyle w:val="ListNumber"/>
+      </w:pPr>
+      <w:r>
+        <w:t>¿Cuál es uno de los ejemplos de objetos normalizados mencionado en el texto?</w:t>
+      </w:r>
+    </w:p>
+    <w:p>
+      <w:pPr>
+        <w:pStyle w:val="Choice"/>
+      </w:pPr>
+      <w:r>
+        <w:t>a)</w:t>
+        <w:tab/>
+        <w:t>CDs de música.</w:t>
+      </w:r>
+    </w:p>
+    <w:p>
+      <w:pPr>
+        <w:pStyle w:val="Choice"/>
+      </w:pPr>
+      <w:r>
+        <w:t>b)</w:t>
+        <w:tab/>
+        <w:t>Tarjetas de crédito.</w:t>
+      </w:r>
+    </w:p>
+    <w:p>
+      <w:pPr>
+        <w:pStyle w:val="Choice"/>
+      </w:pPr>
+      <w:r>
+        <w:t>c)</w:t>
+        <w:tab/>
+        <w:t>Sellos postales.</w:t>
+      </w:r>
+    </w:p>
+    <w:p>
+      <w:pPr>
+        <w:pStyle w:val="Choice"/>
+      </w:pPr>
+      <w:r>
+        <w:t>d)</w:t>
+        <w:tab/>
+        <w:t>Folios DIN A4.</w:t>
+      </w:r>
+    </w:p>
+    <w:p>
+      <w:pPr>
+        <w:pStyle w:val="ListNumber"/>
+      </w:pPr>
+      <w:r>
+        <w:t>¿Qué ventaja tiene para los fabricantes la producción de muchos productos iguales o semejantes?</w:t>
+      </w:r>
+    </w:p>
+    <w:p>
+      <w:pPr>
+        <w:pStyle w:val="Choice"/>
+      </w:pPr>
+      <w:r>
+        <w:t>a)</w:t>
+        <w:tab/>
+        <w:t>Genera problemas en el almacenamiento.</w:t>
+      </w:r>
+    </w:p>
+    <w:p>
+      <w:pPr>
+        <w:pStyle w:val="Choice"/>
+      </w:pPr>
+      <w:r>
+        <w:t>b)</w:t>
+        <w:tab/>
+        <w:t>Aumenta la complejidad del proceso.</w:t>
       </w:r>
     </w:p>
     <w:p>
@@ -487,151 +631,7 @@
       <w:r>
         <w:t>d)</w:t>
         <w:tab/>
-        <w:t>Hace que los productos sean compatibles entre sí.</w:t>
-      </w:r>
-    </w:p>
-    <w:p>
-      <w:pPr>
-        <w:pStyle w:val="ListNumber"/>
-      </w:pPr>
-      <w:r>
-        <w:t>¿Por qué los fabricantes se benefician de productos que se ajustan a la norma?</w:t>
-      </w:r>
-    </w:p>
-    <w:p>
-      <w:pPr>
-        <w:pStyle w:val="Choice"/>
-      </w:pPr>
-      <w:r>
-        <w:t>a)</w:t>
-        <w:tab/>
-        <w:t>Causan problemas a los distribuidores.</w:t>
-      </w:r>
-    </w:p>
-    <w:p>
-      <w:pPr>
-        <w:pStyle w:val="Choice"/>
-      </w:pPr>
-      <w:r>
-        <w:t>b)</w:t>
-        <w:tab/>
-        <w:t>Requieren tamaños de folio diferentes.</w:t>
-      </w:r>
-    </w:p>
-    <w:p>
-      <w:pPr>
-        <w:pStyle w:val="Choice"/>
-      </w:pPr>
-      <w:r>
-        <w:t>c)</w:t>
-        <w:tab/>
-        <w:t>Son más fáciles de almacenar y apilar.</w:t>
-      </w:r>
-    </w:p>
-    <w:p>
-      <w:pPr>
-        <w:pStyle w:val="Choice"/>
-      </w:pPr>
-      <w:r>
-        <w:t>d)</w:t>
-        <w:tab/>
-        <w:t>Aumentan los costes de producción.</w:t>
-      </w:r>
-    </w:p>
-    <w:p>
-      <w:pPr>
-        <w:pStyle w:val="ListNumber"/>
-      </w:pPr>
-      <w:r>
-        <w:t>¿Cuál es uno de los ejemplos de objetos normalizados mencionado en el texto?</w:t>
-      </w:r>
-    </w:p>
-    <w:p>
-      <w:pPr>
-        <w:pStyle w:val="Choice"/>
-      </w:pPr>
-      <w:r>
-        <w:t>a)</w:t>
-        <w:tab/>
-        <w:t>Sellos postales.</w:t>
-      </w:r>
-    </w:p>
-    <w:p>
-      <w:pPr>
-        <w:pStyle w:val="Choice"/>
-      </w:pPr>
-      <w:r>
-        <w:t>b)</w:t>
-        <w:tab/>
-        <w:t>CDs de música.</w:t>
-      </w:r>
-    </w:p>
-    <w:p>
-      <w:pPr>
-        <w:pStyle w:val="Choice"/>
-      </w:pPr>
-      <w:r>
-        <w:t>c)</w:t>
-        <w:tab/>
-        <w:t>Folios DIN A4.</w:t>
-      </w:r>
-    </w:p>
-    <w:p>
-      <w:pPr>
-        <w:pStyle w:val="Choice"/>
-      </w:pPr>
-      <w:r>
-        <w:t>d)</w:t>
-        <w:tab/>
-        <w:t>Tarjetas de crédito.</w:t>
-      </w:r>
-    </w:p>
-    <w:p>
-      <w:pPr>
-        <w:pStyle w:val="ListNumber"/>
-      </w:pPr>
-      <w:r>
-        <w:t>¿Qué ventaja tiene para los fabricantes la producción de muchos productos iguales o semejantes?</w:t>
-      </w:r>
-    </w:p>
-    <w:p>
-      <w:pPr>
-        <w:pStyle w:val="Choice"/>
-      </w:pPr>
-      <w:r>
-        <w:t>a)</w:t>
-        <w:tab/>
         <w:t>Reduce los costes de producción.</w:t>
-      </w:r>
-    </w:p>
-    <w:p>
-      <w:pPr>
-        <w:pStyle w:val="Choice"/>
-      </w:pPr>
-      <w:r>
-        <w:t>b)</w:t>
-        <w:tab/>
-        <w:t>Aumenta la complejidad del proceso.</w:t>
-      </w:r>
-    </w:p>
-    <w:p>
-      <w:pPr>
-        <w:pStyle w:val="Choice"/>
-      </w:pPr>
-      <w:r>
-        <w:t>c)</w:t>
-        <w:tab/>
-        <w:t>Disminuye la eficacia de los productos.</w:t>
-      </w:r>
-    </w:p>
-    <w:p>
-      <w:pPr>
-        <w:pStyle w:val="Choice"/>
-      </w:pPr>
-      <w:r>
-        <w:t>d)</w:t>
-        <w:tab/>
-        <w:t>Genera problemas en el almacenamiento.</w:t>
       </w:r>
     </w:p>
     <w:p>
@@ -649,6 +649,16 @@
       <w:r>
         <w:t>a)</w:t>
         <w:tab/>
+        <w:t>Hace que los productos sean más caros.</w:t>
+      </w:r>
+    </w:p>
+    <w:p>
+      <w:pPr>
+        <w:pStyle w:val="Choice"/>
+      </w:pPr>
+      <w:r>
+        <w:t>b)</w:t>
+        <w:tab/>
         <w:t>Evita problemas al cambiar de marca o país.</w:t>
       </w:r>
     </w:p>
@@ -657,33 +667,23 @@
         <w:pStyle w:val="Choice"/>
       </w:pPr>
       <w:r>
-        <w:t>b)</w:t>
+        <w:t>c)</w:t>
+        <w:tab/>
+        <w:t>Incrementa la complejidad de los productos.</w:t>
+      </w:r>
+    </w:p>
+    <w:p>
+      <w:pPr>
+        <w:pStyle w:val="Choice"/>
+      </w:pPr>
+      <w:r>
+        <w:t>d)</w:t>
         <w:tab/>
         <w:t>Aumenta la seguridad de los productos.</w:t>
       </w:r>
     </w:p>
     <w:p>
       <w:pPr>
-        <w:pStyle w:val="Choice"/>
-      </w:pPr>
-      <w:r>
-        <w:t>c)</w:t>
-        <w:tab/>
-        <w:t>Hace que los productos sean más caros.</w:t>
-      </w:r>
-    </w:p>
-    <w:p>
-      <w:pPr>
-        <w:pStyle w:val="Choice"/>
-      </w:pPr>
-      <w:r>
-        <w:t>d)</w:t>
-        <w:tab/>
-        <w:t>Incrementa la complejidad de los productos.</w:t>
-      </w:r>
-    </w:p>
-    <w:p>
-      <w:pPr>
         <w:pStyle w:val="ListNumber"/>
       </w:pPr>
       <w:r>
@@ -697,7 +697,7 @@
       <w:r>
         <w:t>a)</w:t>
         <w:tab/>
-        <w:t>Los productos son más caros.</w:t>
+        <w:t>Se necesitan más tipos de impresoras.</w:t>
       </w:r>
     </w:p>
     <w:p>
@@ -707,7 +707,7 @@
       <w:r>
         <w:t>b)</w:t>
         <w:tab/>
-        <w:t>Se necesitan más tipos de impresoras.</w:t>
+        <w:t>Los productos son únicos y exclusivos.</w:t>
       </w:r>
     </w:p>
     <w:p>
@@ -727,7 +727,7 @@
       <w:r>
         <w:t>d)</w:t>
         <w:tab/>
-        <w:t>Los productos son únicos y exclusivos.</w:t>
+        <w:t>Los productos son más caros.</w:t>
       </w:r>
     </w:p>
     <w:p>
@@ -745,7 +745,7 @@
       <w:r>
         <w:t>a)</w:t>
         <w:tab/>
-        <w:t>Los hace variables.</w:t>
+        <w:t>No tiene ningún efecto en los costes.</w:t>
       </w:r>
     </w:p>
     <w:p>
@@ -775,7 +775,7 @@
       <w:r>
         <w:t>d)</w:t>
         <w:tab/>
-        <w:t>No tiene ningún efecto en los costes.</w:t>
+        <w:t>Los hace variables.</w:t>
       </w:r>
     </w:p>
     <w:p>
@@ -803,16 +803,6 @@
       <w:r>
         <w:t>b)</w:t>
         <w:tab/>
-        <w:t>Porque son difíciles de encontrar.</w:t>
-      </w:r>
-    </w:p>
-    <w:p>
-      <w:pPr>
-        <w:pStyle w:val="Choice"/>
-      </w:pPr>
-      <w:r>
-        <w:t>c)</w:t>
-        <w:tab/>
         <w:t>Porque son objetos exclusivos.</w:t>
       </w:r>
     </w:p>
@@ -821,13 +811,23 @@
         <w:pStyle w:val="Choice"/>
       </w:pPr>
       <w:r>
-        <w:t>d)</w:t>
+        <w:t>c)</w:t>
         <w:tab/>
         <w:t>Porque son objetos antiguos.</w:t>
       </w:r>
     </w:p>
     <w:p>
       <w:pPr>
+        <w:pStyle w:val="Choice"/>
+      </w:pPr>
+      <w:r>
+        <w:t>d)</w:t>
+        <w:tab/>
+        <w:t>Porque son difíciles de encontrar.</w:t>
+      </w:r>
+    </w:p>
+    <w:p>
+      <w:pPr>
         <w:pStyle w:val="ListNumber"/>
       </w:pPr>
       <w:r>
@@ -841,16 +841,6 @@
       <w:r>
         <w:t>a)</w:t>
         <w:tab/>
-        <w:t>Uno es más caro que el otro.</w:t>
-      </w:r>
-    </w:p>
-    <w:p>
-      <w:pPr>
-        <w:pStyle w:val="Choice"/>
-      </w:pPr>
-      <w:r>
-        <w:t>b)</w:t>
-        <w:tab/>
         <w:t>Ambos pantalones quedan perfectamente.</w:t>
       </w:r>
     </w:p>
@@ -859,9 +849,19 @@
         <w:pStyle w:val="Choice"/>
       </w:pPr>
       <w:r>
+        <w:t>b)</w:t>
+        <w:tab/>
+        <w:t>Uno queda estrecho y el otro no.</w:t>
+      </w:r>
+    </w:p>
+    <w:p>
+      <w:pPr>
+        <w:pStyle w:val="Choice"/>
+      </w:pPr>
+      <w:r>
         <w:t>c)</w:t>
         <w:tab/>
-        <w:t>Uno queda estrecho y el otro no.</w:t>
+        <w:t>Uno es más caro que el otro.</w:t>
       </w:r>
     </w:p>
     <w:p>
@@ -889,7 +889,7 @@
       <w:r>
         <w:t>a)</w:t>
         <w:tab/>
-        <w:t>Complican la conexión de dispositivos.</w:t>
+        <w:t>Requieren adaptadores adicionales.</w:t>
       </w:r>
     </w:p>
     <w:p>
@@ -909,7 +909,7 @@
       <w:r>
         <w:t>c)</w:t>
         <w:tab/>
-        <w:t>Simplifican la variedad de puertos.</w:t>
+        <w:t>Complican la conexión de dispositivos.</w:t>
       </w:r>
     </w:p>
     <w:p>
@@ -919,7 +919,7 @@
       <w:r>
         <w:t>d)</w:t>
         <w:tab/>
-        <w:t>Requieren adaptadores adicionales.</w:t>
+        <w:t>Simplifican la variedad de puertos.</w:t>
       </w:r>
     </w:p>
     <w:p>
@@ -937,7 +937,7 @@
       <w:r>
         <w:t>a)</w:t>
         <w:tab/>
-        <w:t>Porque todos los productos son normalizados de la misma manera.</w:t>
+        <w:t>Porque la normalización no afecta a ningún producto.</w:t>
       </w:r>
     </w:p>
     <w:p>
@@ -957,7 +957,7 @@
       <w:r>
         <w:t>c)</w:t>
         <w:tab/>
-        <w:t>Porque un producto puede tener componentes normalizados y otros no normalizados.</w:t>
+        <w:t>Porque todos los productos son normalizados de la misma manera.</w:t>
       </w:r>
     </w:p>
     <w:p>
@@ -967,7 +967,7 @@
       <w:r>
         <w:t>d)</w:t>
         <w:tab/>
-        <w:t>Porque la normalización no afecta a ningún producto.</w:t>
+        <w:t>Porque un producto puede tener componentes normalizados y otros no normalizados.</w:t>
       </w:r>
     </w:p>
     <w:p>
@@ -1005,7 +1005,7 @@
       <w:r>
         <w:t>c)</w:t>
         <w:tab/>
-        <w:t>Que algunas partes del producto siguen estándares, mientras que otras no.</w:t>
+        <w:t>Que el producto es inusual y poco común.</w:t>
       </w:r>
     </w:p>
     <w:p>
@@ -1015,7 +1015,7 @@
       <w:r>
         <w:t>d)</w:t>
         <w:tab/>
-        <w:t>Que el producto es inusual y poco común.</w:t>
+        <w:t>Que algunas partes del producto siguen estándares, mientras que otras no.</w:t>
       </w:r>
     </w:p>
     <w:p>
@@ -1043,7 +1043,7 @@
       <w:r>
         <w:t>b)</w:t>
         <w:tab/>
-        <w:t>La posición de las teclas.</w:t>
+        <w:t>La marca del teclado.</w:t>
       </w:r>
     </w:p>
     <w:p>
@@ -1063,7 +1063,7 @@
       <w:r>
         <w:t>d)</w:t>
         <w:tab/>
-        <w:t>La marca del teclado.</w:t>
+        <w:t>La posición de las teclas.</w:t>
       </w:r>
     </w:p>
     <w:p>
@@ -1129,7 +1129,7 @@
       <w:r>
         <w:t>a)</w:t>
         <w:tab/>
-        <w:t>La posición de las teclas.</w:t>
+        <w:t>El material y el tamaño de las teclas.</w:t>
       </w:r>
     </w:p>
     <w:p>
@@ -1139,7 +1139,7 @@
       <w:r>
         <w:t>b)</w:t>
         <w:tab/>
-        <w:t>El material y el tamaño de las teclas.</w:t>
+        <w:t>La posición de las teclas.</w:t>
       </w:r>
     </w:p>
     <w:p>
@@ -1177,7 +1177,7 @@
       <w:r>
         <w:t>c)</w:t>
         <w:tab/>
-        <w:t>Que no existen diferencias entre los teclados.</w:t>
+        <w:t>Que la normalización afecta a todos los aspectos del teclado.</w:t>
       </w:r>
     </w:p>
     <w:p>
@@ -1187,7 +1187,7 @@
       <w:r>
         <w:t>d)</w:t>
         <w:tab/>
-        <w:t>Que la normalización afecta a todos los aspectos del teclado.</w:t>
+        <w:t>Que no existen diferencias entre los teclados.</w:t>
       </w:r>
     </w:p>
     <w:p>
@@ -1205,7 +1205,7 @@
       <w:r>
         <w:t>a)</w:t>
         <w:tab/>
-        <w:t>Todos los productos tienen la misma normalización.</w:t>
+        <w:t>La normalización puede variar en diferentes componentes de un producto.</w:t>
       </w:r>
     </w:p>
     <w:p>
@@ -1225,7 +1225,7 @@
       <w:r>
         <w:t>c)</w:t>
         <w:tab/>
-        <w:t>La normalización no afecta a los productos.</w:t>
+        <w:t>Todos los productos tienen la misma normalización.</w:t>
       </w:r>
     </w:p>
     <w:p>
@@ -1235,7 +1235,7 @@
       <w:r>
         <w:t>d)</w:t>
         <w:tab/>
-        <w:t>La normalización puede variar en diferentes componentes de un producto.</w:t>
+        <w:t>La normalización no afecta a los productos.</w:t>
       </w:r>
     </w:p>
     <w:sectPr>
